--- a/test-docs/test.docx
+++ b/test-docs/test.docx
@@ -42,132 +42,117 @@
     <w:p>
       <w:pPr>
         <w:pStyle w:val="Heading1"/>
-        <w:bidi w:val="0"/>
-        <w:ind w:hanging="0" w:start="0"/>
-        <w:jc w:val="start"/>
-        <w:rPr>
-          <w:sz w:val="24"/>
-          <w:szCs w:val="24"/>
-        </w:rPr>
-      </w:pPr>
-      <w:r>
-        <w:rPr>
-          <w:sz w:val="24"/>
-          <w:szCs w:val="24"/>
-        </w:rPr>
-        <w:t>1.0 System Overview</w:t>
-      </w:r>
-    </w:p>
-    <w:p>
-      <w:pPr>
-        <w:pStyle w:val="Normal"/>
-        <w:bidi w:val="0"/>
-        <w:jc w:val="start"/>
-        <w:rPr/>
-      </w:pPr>
-      <w:r>
-        <w:rPr/>
-        <w:t>The Smart Library Management System (SLMS) is a comprehensive web-based</w:t>
-      </w:r>
-    </w:p>
-    <w:p>
-      <w:pPr>
-        <w:pStyle w:val="Normal"/>
-        <w:bidi w:val="0"/>
-        <w:jc w:val="start"/>
-        <w:rPr/>
-      </w:pPr>
-      <w:r>
-        <w:rPr/>
-        <w:t>application designed to streamline library operations. It manages physical book</w:t>
-      </w:r>
-    </w:p>
-    <w:p>
-      <w:pPr>
-        <w:pStyle w:val="Normal"/>
-        <w:bidi w:val="0"/>
-        <w:jc w:val="start"/>
-        <w:rPr/>
-      </w:pPr>
-      <w:r>
-        <w:rPr/>
-        <w:t>inventories, e-book licenses, user memberships, and the complex lending lifecycle. The</w:t>
-      </w:r>
-    </w:p>
-    <w:p>
-      <w:pPr>
-        <w:pStyle w:val="Normal"/>
-        <w:bidi w:val="0"/>
-        <w:jc w:val="start"/>
-        <w:rPr/>
-      </w:pPr>
-      <w:r>
-        <w:rPr/>
-        <w:t>primary goal is to digitize manual processes and improve the experience for both</w:t>
-      </w:r>
-    </w:p>
-    <w:p>
-      <w:pPr>
-        <w:pStyle w:val="Normal"/>
-        <w:bidi w:val="0"/>
-        <w:jc w:val="start"/>
-        <w:rPr/>
-      </w:pPr>
-      <w:r>
-        <w:rPr/>
-        <w:t>patrons and administrative staff.</w:t>
-      </w:r>
-    </w:p>
-    <w:p>
-      <w:pPr>
-        <w:pStyle w:val="Heading1"/>
-        <w:bidi w:val="0"/>
-        <w:ind w:hanging="0" w:start="0"/>
-        <w:jc w:val="start"/>
-        <w:rPr>
-          <w:sz w:val="24"/>
-          <w:szCs w:val="24"/>
-        </w:rPr>
-      </w:pPr>
-      <w:r>
-        <w:rPr>
-          <w:sz w:val="24"/>
-          <w:szCs w:val="24"/>
-        </w:rPr>
-        <w:t>2.0 Functional Requirements</w:t>
-      </w:r>
-    </w:p>
-    <w:p>
-      <w:pPr>
-        <w:pStyle w:val="Normal"/>
         <w:numPr>
           <w:ilvl w:val="0"/>
           <w:numId w:val="2"/>
         </w:numPr>
         <w:bidi w:val="0"/>
-        <w:jc w:val="start"/>
-        <w:rPr/>
-      </w:pPr>
-      <w:r>
-        <w:rPr>
-          <w:b/>
-          <w:bCs/>
-        </w:rPr>
-        <w:t xml:space="preserve">REQ-001: </w:t>
-      </w:r>
-      <w:r>
-        <w:rPr/>
-        <w:t>The SLMS shall allow an authenticated Librarian actor to add, update, archive, and delete book records from the main database.</w:t>
-      </w:r>
-    </w:p>
-    <w:p>
-      <w:pPr>
-        <w:pStyle w:val="Normal"/>
+        <w:ind w:hanging="0" w:start="0"/>
+        <w:jc w:val="start"/>
+        <w:rPr>
+          <w:sz w:val="24"/>
+          <w:szCs w:val="24"/>
+        </w:rPr>
+      </w:pPr>
+      <w:r>
+        <w:rPr>
+          <w:sz w:val="24"/>
+          <w:szCs w:val="24"/>
+        </w:rPr>
+        <w:t>1.0 System Overview</w:t>
+      </w:r>
+    </w:p>
+    <w:p>
+      <w:pPr>
+        <w:pStyle w:val="Normal"/>
+        <w:bidi w:val="0"/>
+        <w:jc w:val="start"/>
+        <w:rPr/>
+      </w:pPr>
+      <w:r>
+        <w:rPr/>
+        <w:t>The Smart Library Management System (SLMS) is a comprehensive web-based</w:t>
+      </w:r>
+    </w:p>
+    <w:p>
+      <w:pPr>
+        <w:pStyle w:val="Normal"/>
+        <w:bidi w:val="0"/>
+        <w:jc w:val="start"/>
+        <w:rPr/>
+      </w:pPr>
+      <w:r>
+        <w:rPr/>
+        <w:t>application designed to streamline library operations. It manages physical book</w:t>
+      </w:r>
+    </w:p>
+    <w:p>
+      <w:pPr>
+        <w:pStyle w:val="Normal"/>
+        <w:bidi w:val="0"/>
+        <w:jc w:val="start"/>
+        <w:rPr/>
+      </w:pPr>
+      <w:r>
+        <w:rPr/>
+        <w:t>inventories, e-book licenses, user memberships, and the complex lending lifecycle. The</w:t>
+      </w:r>
+    </w:p>
+    <w:p>
+      <w:pPr>
+        <w:pStyle w:val="Normal"/>
+        <w:bidi w:val="0"/>
+        <w:jc w:val="start"/>
+        <w:rPr/>
+      </w:pPr>
+      <w:r>
+        <w:rPr/>
+        <w:t>primary goal is to digitize manual processes and improve the experience for both</w:t>
+      </w:r>
+    </w:p>
+    <w:p>
+      <w:pPr>
+        <w:pStyle w:val="Normal"/>
+        <w:bidi w:val="0"/>
+        <w:jc w:val="start"/>
+        <w:rPr/>
+      </w:pPr>
+      <w:r>
+        <w:rPr/>
+        <w:t>patrons and administrative staff.</w:t>
+      </w:r>
+    </w:p>
+    <w:p>
+      <w:pPr>
+        <w:pStyle w:val="Heading1"/>
         <w:numPr>
           <w:ilvl w:val="0"/>
           <w:numId w:val="2"/>
         </w:numPr>
         <w:bidi w:val="0"/>
+        <w:ind w:hanging="0" w:start="0"/>
+        <w:jc w:val="start"/>
+        <w:rPr>
+          <w:sz w:val="24"/>
+          <w:szCs w:val="24"/>
+        </w:rPr>
+      </w:pPr>
+      <w:r>
+        <w:rPr>
+          <w:sz w:val="24"/>
+          <w:szCs w:val="24"/>
+        </w:rPr>
+        <w:t>2.0 Functional Requirements</w:t>
+      </w:r>
+    </w:p>
+    <w:p>
+      <w:pPr>
+        <w:pStyle w:val="Normal"/>
+        <w:numPr>
+          <w:ilvl w:val="0"/>
+          <w:numId w:val="3"/>
+        </w:numPr>
+        <w:bidi w:val="0"/>
         <w:jc w:val="start"/>
         <w:rPr/>
       </w:pPr>
@@ -176,6 +161,29 @@
           <w:b/>
           <w:bCs/>
         </w:rPr>
+        <w:t xml:space="preserve">REQ-001: </w:t>
+      </w:r>
+      <w:r>
+        <w:rPr/>
+        <w:t>The SLMS shall allow an authenticated Librarian actor to add, update, archive, and delete book records from the main database.</w:t>
+      </w:r>
+    </w:p>
+    <w:p>
+      <w:pPr>
+        <w:pStyle w:val="Normal"/>
+        <w:numPr>
+          <w:ilvl w:val="0"/>
+          <w:numId w:val="3"/>
+        </w:numPr>
+        <w:bidi w:val="0"/>
+        <w:jc w:val="start"/>
+        <w:rPr/>
+      </w:pPr>
+      <w:r>
+        <w:rPr>
+          <w:b/>
+          <w:bCs/>
+        </w:rPr>
         <w:t xml:space="preserve">REQ-002: </w:t>
       </w:r>
       <w:r>
@@ -186,126 +194,145 @@
     <w:p>
       <w:pPr>
         <w:pStyle w:val="Normal"/>
+        <w:numPr>
+          <w:ilvl w:val="0"/>
+          <w:numId w:val="3"/>
+        </w:numPr>
+        <w:bidi w:val="0"/>
+        <w:jc w:val="start"/>
+        <w:rPr/>
+      </w:pPr>
+      <w:r>
+        <w:rPr>
+          <w:b/>
+          <w:bCs/>
+        </w:rPr>
+        <w:t xml:space="preserve">REQ-003: </w:t>
+      </w:r>
+      <w:r>
+        <w:rPr/>
+        <w:t>The system should automatically generate and dispatch an email notification when a borrowed item is overdue. The notification must be processed very quickly to ensure the user is informed without delay.</w:t>
+      </w:r>
+    </w:p>
+    <w:p>
+      <w:pPr>
+        <w:pStyle w:val="Normal"/>
+        <w:numPr>
+          <w:ilvl w:val="0"/>
+          <w:numId w:val="3"/>
+        </w:numPr>
+        <w:bidi w:val="0"/>
+        <w:jc w:val="start"/>
+        <w:rPr/>
+      </w:pPr>
+      <w:r>
+        <w:rPr>
+          <w:b/>
+          <w:bCs/>
+        </w:rPr>
+        <w:t>REQ-004:</w:t>
+      </w:r>
+      <w:r>
+        <w:rPr/>
+        <w:t xml:space="preserve"> Members shall be permitted to place a hold on a physical book that is currently checked out by another user. This feature is strictly governed by the permission matrix detailed in section 4.0 and the inventory limits outlined in REQ-001.</w:t>
+      </w:r>
+    </w:p>
+    <w:p>
+      <w:pPr>
+        <w:pStyle w:val="Normal"/>
+        <w:bidi w:val="0"/>
+        <w:jc w:val="start"/>
+        <w:rPr/>
+      </w:pPr>
+      <w:r>
+        <w:rPr/>
+      </w:r>
+    </w:p>
+    <w:p>
+      <w:pPr>
+        <w:pStyle w:val="Heading1"/>
         <w:numPr>
           <w:ilvl w:val="0"/>
           <w:numId w:val="2"/>
         </w:numPr>
-        <w:bidi w:val="0"/>
-        <w:jc w:val="start"/>
-        <w:rPr/>
-      </w:pPr>
-      <w:r>
-        <w:rPr>
-          <w:b/>
-          <w:bCs/>
-        </w:rPr>
-        <w:t xml:space="preserve">REQ-003: </w:t>
-      </w:r>
-      <w:r>
-        <w:rPr/>
-        <w:t>The system should automatically generate and dispatch an email notification when a borrowed item is overdue. The notification must be processed very quickly to ensure the user is informed without delay.</w:t>
-      </w:r>
-    </w:p>
-    <w:p>
-      <w:pPr>
-        <w:pStyle w:val="Normal"/>
+        <w:ind w:hanging="0" w:start="0"/>
+        <w:rPr/>
+      </w:pPr>
+      <w:r>
+        <w:rPr/>
+        <w:t>3.0 Non-Functional Requirements</w:t>
+      </w:r>
+    </w:p>
+    <w:p>
+      <w:pPr>
+        <w:pStyle w:val="Normal"/>
+        <w:bidi w:val="0"/>
+        <w:jc w:val="start"/>
+        <w:rPr/>
+      </w:pPr>
+      <w:r>
+        <w:rPr/>
+        <w:t>3.1 SEC-001 (Security): All user passwords and sensitive personally identifiable</w:t>
+      </w:r>
+    </w:p>
+    <w:p>
+      <w:pPr>
+        <w:pStyle w:val="Normal"/>
+        <w:bidi w:val="0"/>
+        <w:jc w:val="start"/>
+        <w:rPr/>
+      </w:pPr>
+      <w:r>
+        <w:rPr/>
+        <w:t>information (PII) must be encrypted using the AES-256 standard at rest.</w:t>
+      </w:r>
+    </w:p>
+    <w:p>
+      <w:pPr>
+        <w:pStyle w:val="Normal"/>
+        <w:bidi w:val="0"/>
+        <w:jc w:val="start"/>
+        <w:rPr/>
+      </w:pPr>
+      <w:r>
+        <w:rPr/>
+        <w:t>3.2 PERF-001 (Performance): The catalog search engine should return query results</w:t>
+      </w:r>
+    </w:p>
+    <w:p>
+      <w:pPr>
+        <w:pStyle w:val="Normal"/>
+        <w:bidi w:val="0"/>
+        <w:jc w:val="start"/>
+        <w:rPr/>
+      </w:pPr>
+      <w:r>
+        <w:rPr/>
+        <w:t>seamlessly and handle high traffic gracefully during peak hours.</w:t>
+      </w:r>
+    </w:p>
+    <w:p>
+      <w:pPr>
+        <w:pStyle w:val="Heading1"/>
         <w:numPr>
           <w:ilvl w:val="0"/>
           <w:numId w:val="2"/>
         </w:numPr>
-        <w:bidi w:val="0"/>
-        <w:jc w:val="start"/>
-        <w:rPr/>
-      </w:pPr>
-      <w:r>
-        <w:rPr>
-          <w:b/>
-          <w:bCs/>
-        </w:rPr>
-        <w:t>REQ-004:</w:t>
-      </w:r>
-      <w:r>
-        <w:rPr/>
-        <w:t xml:space="preserve"> Members shall be permitted to place a hold on a physical book that is currently checked out by another user. This feature is strictly governed by the permission matrix detailed in section 4.0 and the inventory limits outlined in REQ-001.</w:t>
-      </w:r>
-    </w:p>
-    <w:p>
-      <w:pPr>
-        <w:pStyle w:val="Normal"/>
-        <w:bidi w:val="0"/>
-        <w:jc w:val="start"/>
-        <w:rPr/>
-      </w:pPr>
-      <w:r>
-        <w:rPr/>
-        <w:t>3.0 Non-Functional Requirements</w:t>
-      </w:r>
-    </w:p>
-    <w:p>
-      <w:pPr>
-        <w:pStyle w:val="Normal"/>
-        <w:bidi w:val="0"/>
-        <w:jc w:val="start"/>
-        <w:rPr/>
-      </w:pPr>
-      <w:r>
-        <w:rPr/>
-        <w:t>3.1 SEC-001 (Security): All user passwords and sensitive personally identifiable</w:t>
-      </w:r>
-    </w:p>
-    <w:p>
-      <w:pPr>
-        <w:pStyle w:val="Normal"/>
-        <w:bidi w:val="0"/>
-        <w:jc w:val="start"/>
-        <w:rPr/>
-      </w:pPr>
-      <w:r>
-        <w:rPr/>
-        <w:t>information (PII) must be encrypted using the AES-256 standard at rest.</w:t>
-      </w:r>
-    </w:p>
-    <w:p>
-      <w:pPr>
-        <w:pStyle w:val="Normal"/>
-        <w:bidi w:val="0"/>
-        <w:jc w:val="start"/>
-        <w:rPr/>
-      </w:pPr>
-      <w:r>
-        <w:rPr/>
-        <w:t>3.2 PERF-001 (Performance): The catalog search engine should return query results</w:t>
-      </w:r>
-    </w:p>
-    <w:p>
-      <w:pPr>
-        <w:pStyle w:val="Normal"/>
-        <w:bidi w:val="0"/>
-        <w:jc w:val="start"/>
-        <w:rPr/>
-      </w:pPr>
-      <w:r>
-        <w:rPr/>
-        <w:t>seamlessly and handle high traffic gracefully during peak hours.</w:t>
-      </w:r>
-    </w:p>
-    <w:p>
-      <w:pPr>
-        <w:pStyle w:val="Normal"/>
-        <w:bidi w:val="0"/>
-        <w:jc w:val="start"/>
-        <w:rPr/>
-      </w:pPr>
-      <w:r>
-        <w:rPr/>
-        <w:t>4.0 Role Authentication and Permissions</w:t>
-      </w:r>
-    </w:p>
-    <w:p>
-      <w:pPr>
-        <w:pStyle w:val="Normal"/>
-        <w:bidi w:val="0"/>
-        <w:jc w:val="start"/>
+        <w:ind w:hanging="0" w:start="0"/>
+        <w:rPr/>
+      </w:pPr>
+      <w:r>
+        <w:rPr/>
+      </w:r>
+    </w:p>
+    <w:p>
+      <w:pPr>
+        <w:pStyle w:val="Heading1"/>
+        <w:numPr>
+          <w:ilvl w:val="0"/>
+          <w:numId w:val="2"/>
+        </w:numPr>
+        <w:ind w:hanging="0" w:start="0"/>
         <w:rPr/>
       </w:pPr>
       <w:r>
@@ -368,6 +395,7 @@
       <w:pgNumType w:fmt="decimal"/>
       <w:formProt w:val="false"/>
       <w:textDirection w:val="lrTb"/>
+      <w:docGrid w:type="default" w:linePitch="100" w:charSpace="0"/>
     </w:sectPr>
   </w:body>
 </w:document>
@@ -379,7 +407,6 @@
     <w:lvl w:ilvl="0">
       <w:start w:val="1"/>
       <w:numFmt w:val="none"/>
-      <w:pStyle w:val="Heading1"/>
       <w:suff w:val="nothing"/>
       <w:lvlText w:val=""/>
       <w:lvlJc w:val="start"/>
@@ -496,6 +523,134 @@
     </w:lvl>
   </w:abstractNum>
   <w:abstractNum w:abstractNumId="2">
+    <w:lvl w:ilvl="0">
+      <w:start w:val="1"/>
+      <w:numFmt w:val="none"/>
+      <w:suff w:val="nothing"/>
+      <w:lvlText w:val=""/>
+      <w:lvlJc w:val="start"/>
+      <w:pPr>
+        <w:tabs>
+          <w:tab w:val="num" w:pos="0"/>
+        </w:tabs>
+        <w:ind w:start="0" w:hanging="0"/>
+      </w:pPr>
+      <w:rPr/>
+    </w:lvl>
+    <w:lvl w:ilvl="1">
+      <w:start w:val="1"/>
+      <w:numFmt w:val="none"/>
+      <w:suff w:val="nothing"/>
+      <w:lvlText w:val=""/>
+      <w:lvlJc w:val="start"/>
+      <w:pPr>
+        <w:tabs>
+          <w:tab w:val="num" w:pos="0"/>
+        </w:tabs>
+        <w:ind w:start="0" w:hanging="0"/>
+      </w:pPr>
+      <w:rPr/>
+    </w:lvl>
+    <w:lvl w:ilvl="2">
+      <w:start w:val="1"/>
+      <w:numFmt w:val="none"/>
+      <w:suff w:val="nothing"/>
+      <w:lvlText w:val=""/>
+      <w:lvlJc w:val="start"/>
+      <w:pPr>
+        <w:tabs>
+          <w:tab w:val="num" w:pos="0"/>
+        </w:tabs>
+        <w:ind w:start="0" w:hanging="0"/>
+      </w:pPr>
+      <w:rPr/>
+    </w:lvl>
+    <w:lvl w:ilvl="3">
+      <w:start w:val="1"/>
+      <w:numFmt w:val="none"/>
+      <w:suff w:val="nothing"/>
+      <w:lvlText w:val=""/>
+      <w:lvlJc w:val="start"/>
+      <w:pPr>
+        <w:tabs>
+          <w:tab w:val="num" w:pos="0"/>
+        </w:tabs>
+        <w:ind w:start="0" w:hanging="0"/>
+      </w:pPr>
+      <w:rPr/>
+    </w:lvl>
+    <w:lvl w:ilvl="4">
+      <w:start w:val="1"/>
+      <w:numFmt w:val="none"/>
+      <w:suff w:val="nothing"/>
+      <w:lvlText w:val=""/>
+      <w:lvlJc w:val="start"/>
+      <w:pPr>
+        <w:tabs>
+          <w:tab w:val="num" w:pos="0"/>
+        </w:tabs>
+        <w:ind w:start="0" w:hanging="0"/>
+      </w:pPr>
+      <w:rPr/>
+    </w:lvl>
+    <w:lvl w:ilvl="5">
+      <w:start w:val="1"/>
+      <w:numFmt w:val="none"/>
+      <w:suff w:val="nothing"/>
+      <w:lvlText w:val=""/>
+      <w:lvlJc w:val="start"/>
+      <w:pPr>
+        <w:tabs>
+          <w:tab w:val="num" w:pos="0"/>
+        </w:tabs>
+        <w:ind w:start="0" w:hanging="0"/>
+      </w:pPr>
+      <w:rPr/>
+    </w:lvl>
+    <w:lvl w:ilvl="6">
+      <w:start w:val="1"/>
+      <w:numFmt w:val="none"/>
+      <w:suff w:val="nothing"/>
+      <w:lvlText w:val=""/>
+      <w:lvlJc w:val="start"/>
+      <w:pPr>
+        <w:tabs>
+          <w:tab w:val="num" w:pos="0"/>
+        </w:tabs>
+        <w:ind w:start="0" w:hanging="0"/>
+      </w:pPr>
+      <w:rPr/>
+    </w:lvl>
+    <w:lvl w:ilvl="7">
+      <w:start w:val="1"/>
+      <w:numFmt w:val="none"/>
+      <w:suff w:val="nothing"/>
+      <w:lvlText w:val=""/>
+      <w:lvlJc w:val="start"/>
+      <w:pPr>
+        <w:tabs>
+          <w:tab w:val="num" w:pos="0"/>
+        </w:tabs>
+        <w:ind w:start="0" w:hanging="0"/>
+      </w:pPr>
+      <w:rPr/>
+    </w:lvl>
+    <w:lvl w:ilvl="8">
+      <w:start w:val="1"/>
+      <w:numFmt w:val="none"/>
+      <w:suff w:val="nothing"/>
+      <w:lvlText w:val=""/>
+      <w:lvlJc w:val="start"/>
+      <w:pPr>
+        <w:tabs>
+          <w:tab w:val="num" w:pos="0"/>
+        </w:tabs>
+        <w:ind w:start="0" w:hanging="0"/>
+      </w:pPr>
+      <w:rPr/>
+    </w:lvl>
+  </w:abstractNum>
+  <w:abstractNum w:abstractNumId="3">
     <w:lvl w:ilvl="0">
       <w:start w:val="1"/>
       <w:numFmt w:val="decimal"/>
@@ -646,6 +801,9 @@
   </w:num>
   <w:num w:numId="2">
     <w:abstractNumId w:val="2"/>
+  </w:num>
+  <w:num w:numId="3">
+    <w:abstractNumId w:val="3"/>
   </w:num>
 </w:numbering>
 </file>
@@ -664,7 +822,6 @@
     </w:rPrDefault>
     <w:pPrDefault>
       <w:pPr>
-        <w:widowControl/>
         <w:suppressAutoHyphens w:val="true"/>
       </w:pPr>
     </w:pPrDefault>
@@ -674,7 +831,10 @@
     <w:qFormat/>
     <w:pPr>
       <w:widowControl/>
+      <w:suppressAutoHyphens w:val="true"/>
       <w:bidi w:val="0"/>
+      <w:spacing w:before="0" w:after="0"/>
+      <w:jc w:val="start"/>
     </w:pPr>
     <w:rPr>
       <w:rFonts w:ascii="Liberation Serif" w:hAnsi="Liberation Serif" w:eastAsia="Noto Serif CJK SC" w:cs="Noto Sans Devanagari"/>
@@ -693,7 +853,7 @@
     <w:pPr>
       <w:numPr>
         <w:ilvl w:val="0"/>
-        <w:numId w:val="1"/>
+        <w:numId w:val="2"/>
       </w:numPr>
       <w:spacing w:before="240" w:after="120"/>
       <w:outlineLvl w:val="0"/>
